--- a/docs/лабка 1.docx
+++ b/docs/лабка 1.docx
@@ -13,6 +13,7 @@
           <w:sz w:val="31"/>
         </w:rPr>
       </w:pPr>
+      <w:bookmarkStart w:id="0" w:name="_GoBack"/>
       <w:r>
         <w:rPr>
           <w:rFonts w:ascii="Times New Roman" w:hAnsi="Times New Roman" w:eastAsia="Times New Roman"/>
@@ -69,6 +70,7 @@
           </wp:anchor>
         </w:drawing>
       </w:r>
+      <w:bookmarkEnd w:id="0"/>
       <w:r>
         <w:rPr>
           <w:rFonts w:ascii="Times New Roman" w:hAnsi="Times New Roman" w:eastAsia="Times New Roman"/>
@@ -10014,6 +10016,7 @@
     <w:p>
       <w:pPr>
         <w:numPr>
+          <w:ilvl w:val="0"/>
           <w:numId w:val="0"/>
         </w:numPr>
         <w:jc w:val="both"/>
@@ -10785,8 +10788,6 @@
           </wp:inline>
         </w:drawing>
       </w:r>
-      <w:bookmarkStart w:id="0" w:name="_GoBack"/>
-      <w:bookmarkEnd w:id="0"/>
     </w:p>
     <w:p>
       <w:pPr>

--- a/docs/лабка 1.docx
+++ b/docs/лабка 1.docx
@@ -13,7 +13,6 @@
           <w:sz w:val="31"/>
         </w:rPr>
       </w:pPr>
-      <w:bookmarkStart w:id="0" w:name="_GoBack"/>
       <w:r>
         <w:rPr>
           <w:rFonts w:ascii="Times New Roman" w:hAnsi="Times New Roman" w:eastAsia="Times New Roman"/>
@@ -70,7 +69,6 @@
           </wp:anchor>
         </w:drawing>
       </w:r>
-      <w:bookmarkEnd w:id="0"/>
       <w:r>
         <w:rPr>
           <w:rFonts w:ascii="Times New Roman" w:hAnsi="Times New Roman" w:eastAsia="Times New Roman"/>
@@ -3257,7 +3255,7 @@
     </w:p>
     <w:tbl>
       <w:tblPr>
-        <w:tblStyle w:val="5"/>
+        <w:tblStyle w:val="7"/>
         <w:tblW w:w="9136" w:type="dxa"/>
         <w:tblCellSpacing w:w="15" w:type="dxa"/>
         <w:tblInd w:w="10" w:type="dxa"/>
@@ -3293,7 +3291,6 @@
             <w:insideH w:val="none" w:color="auto" w:sz="0" w:space="0"/>
             <w:insideV w:val="none" w:color="auto" w:sz="0" w:space="0"/>
           </w:tblBorders>
-          <w:shd w:val="clear" w:color="auto" w:fill="auto"/>
           <w:tblCellMar>
             <w:top w:w="15" w:type="dxa"/>
             <w:left w:w="15" w:type="dxa"/>
@@ -3835,7 +3832,6 @@
             <w:insideH w:val="none" w:color="auto" w:sz="0" w:space="0"/>
             <w:insideV w:val="none" w:color="auto" w:sz="0" w:space="0"/>
           </w:tblBorders>
-          <w:shd w:val="clear" w:color="auto" w:fill="auto"/>
           <w:tblCellMar>
             <w:top w:w="15" w:type="dxa"/>
             <w:left w:w="15" w:type="dxa"/>
@@ -4381,7 +4377,6 @@
             <w:insideH w:val="none" w:color="auto" w:sz="0" w:space="0"/>
             <w:insideV w:val="none" w:color="auto" w:sz="0" w:space="0"/>
           </w:tblBorders>
-          <w:shd w:val="clear" w:color="auto" w:fill="auto"/>
           <w:tblCellMar>
             <w:top w:w="15" w:type="dxa"/>
             <w:left w:w="15" w:type="dxa"/>
@@ -10806,6 +10801,1762 @@
         </w:rPr>
       </w:pPr>
     </w:p>
+    <w:p>
+      <w:pPr>
+        <w:numPr>
+          <w:ilvl w:val="0"/>
+          <w:numId w:val="0"/>
+        </w:numPr>
+        <w:jc w:val="both"/>
+        <w:rPr>
+          <w:rFonts w:hint="default" w:ascii="Times New Roman" w:hAnsi="Times New Roman" w:cs="Times New Roman"/>
+          <w:b w:val="0"/>
+          <w:bCs w:val="0"/>
+          <w:sz w:val="28"/>
+          <w:szCs w:val="28"/>
+          <w:lang w:val="en-GB" w:eastAsia="zh-CN"/>
+        </w:rPr>
+      </w:pPr>
+    </w:p>
+    <w:p>
+      <w:pPr>
+        <w:numPr>
+          <w:ilvl w:val="0"/>
+          <w:numId w:val="0"/>
+        </w:numPr>
+        <w:jc w:val="both"/>
+        <w:rPr>
+          <w:rFonts w:hint="default" w:ascii="Times New Roman" w:hAnsi="Times New Roman" w:cs="Times New Roman"/>
+          <w:b w:val="0"/>
+          <w:bCs w:val="0"/>
+          <w:sz w:val="28"/>
+          <w:szCs w:val="28"/>
+          <w:lang w:val="en-GB" w:eastAsia="zh-CN"/>
+        </w:rPr>
+      </w:pPr>
+    </w:p>
+    <w:p>
+      <w:pPr>
+        <w:numPr>
+          <w:ilvl w:val="0"/>
+          <w:numId w:val="0"/>
+        </w:numPr>
+        <w:jc w:val="both"/>
+        <w:rPr>
+          <w:rFonts w:hint="default" w:ascii="Times New Roman" w:hAnsi="Times New Roman" w:cs="Times New Roman"/>
+          <w:b w:val="0"/>
+          <w:bCs w:val="0"/>
+          <w:sz w:val="28"/>
+          <w:szCs w:val="28"/>
+          <w:lang w:val="en-GB" w:eastAsia="zh-CN"/>
+        </w:rPr>
+      </w:pPr>
+    </w:p>
+    <w:p>
+      <w:pPr>
+        <w:numPr>
+          <w:ilvl w:val="0"/>
+          <w:numId w:val="0"/>
+        </w:numPr>
+        <w:jc w:val="both"/>
+        <w:rPr>
+          <w:rFonts w:hint="default" w:ascii="Times New Roman" w:hAnsi="Times New Roman" w:cs="Times New Roman"/>
+          <w:b w:val="0"/>
+          <w:bCs w:val="0"/>
+          <w:sz w:val="28"/>
+          <w:szCs w:val="28"/>
+          <w:lang w:val="en-GB" w:eastAsia="zh-CN"/>
+        </w:rPr>
+      </w:pPr>
+    </w:p>
+    <w:p>
+      <w:pPr>
+        <w:numPr>
+          <w:ilvl w:val="0"/>
+          <w:numId w:val="0"/>
+        </w:numPr>
+        <w:jc w:val="both"/>
+        <w:rPr>
+          <w:rFonts w:hint="default" w:ascii="Times New Roman" w:hAnsi="Times New Roman" w:cs="Times New Roman"/>
+          <w:b w:val="0"/>
+          <w:bCs w:val="0"/>
+          <w:sz w:val="28"/>
+          <w:szCs w:val="28"/>
+          <w:lang w:val="en-GB" w:eastAsia="zh-CN"/>
+        </w:rPr>
+      </w:pPr>
+    </w:p>
+    <w:p>
+      <w:pPr>
+        <w:numPr>
+          <w:ilvl w:val="0"/>
+          <w:numId w:val="0"/>
+        </w:numPr>
+        <w:jc w:val="both"/>
+        <w:rPr>
+          <w:rFonts w:hint="default" w:ascii="Times New Roman" w:hAnsi="Times New Roman" w:cs="Times New Roman"/>
+          <w:b w:val="0"/>
+          <w:bCs w:val="0"/>
+          <w:sz w:val="28"/>
+          <w:szCs w:val="28"/>
+          <w:lang w:val="en-GB" w:eastAsia="zh-CN"/>
+        </w:rPr>
+      </w:pPr>
+    </w:p>
+    <w:p>
+      <w:pPr>
+        <w:numPr>
+          <w:ilvl w:val="0"/>
+          <w:numId w:val="0"/>
+        </w:numPr>
+        <w:jc w:val="both"/>
+        <w:rPr>
+          <w:rFonts w:hint="default" w:ascii="Times New Roman" w:hAnsi="Times New Roman" w:cs="Times New Roman"/>
+          <w:b w:val="0"/>
+          <w:bCs w:val="0"/>
+          <w:sz w:val="28"/>
+          <w:szCs w:val="28"/>
+          <w:lang w:val="en-GB" w:eastAsia="zh-CN"/>
+        </w:rPr>
+      </w:pPr>
+    </w:p>
+    <w:p>
+      <w:pPr>
+        <w:numPr>
+          <w:ilvl w:val="0"/>
+          <w:numId w:val="0"/>
+        </w:numPr>
+        <w:jc w:val="both"/>
+        <w:rPr>
+          <w:rFonts w:hint="default" w:ascii="Times New Roman" w:hAnsi="Times New Roman" w:cs="Times New Roman"/>
+          <w:b/>
+          <w:bCs/>
+          <w:sz w:val="28"/>
+          <w:szCs w:val="28"/>
+          <w:lang w:val="en-GB" w:eastAsia="zh-CN"/>
+        </w:rPr>
+      </w:pPr>
+      <w:r>
+        <w:rPr>
+          <w:rFonts w:hint="default" w:ascii="Times New Roman" w:hAnsi="Times New Roman" w:cs="Times New Roman"/>
+          <w:b/>
+          <w:bCs/>
+          <w:sz w:val="28"/>
+          <w:szCs w:val="28"/>
+          <w:lang w:val="en-GB" w:eastAsia="zh-CN"/>
+        </w:rPr>
+        <w:t>1. Жұмыстың мақсаты</w:t>
+      </w:r>
+    </w:p>
+    <w:p>
+      <w:pPr>
+        <w:numPr>
+          <w:ilvl w:val="0"/>
+          <w:numId w:val="0"/>
+        </w:numPr>
+        <w:ind w:firstLine="708" w:firstLineChars="0"/>
+        <w:jc w:val="both"/>
+        <w:rPr>
+          <w:rFonts w:hint="default" w:ascii="Times New Roman" w:hAnsi="Times New Roman" w:cs="Times New Roman"/>
+          <w:b w:val="0"/>
+          <w:bCs w:val="0"/>
+          <w:sz w:val="28"/>
+          <w:szCs w:val="28"/>
+          <w:lang w:val="en-GB" w:eastAsia="zh-CN"/>
+        </w:rPr>
+      </w:pPr>
+      <w:r>
+        <w:rPr>
+          <w:rFonts w:hint="default" w:ascii="Times New Roman" w:hAnsi="Times New Roman" w:cs="Times New Roman"/>
+          <w:b w:val="0"/>
+          <w:bCs w:val="0"/>
+          <w:sz w:val="28"/>
+          <w:szCs w:val="28"/>
+          <w:lang w:val="en-GB" w:eastAsia="zh-CN"/>
+        </w:rPr>
+        <w:t>FitnessCenter фитнес-орталығының ақпараттық жүйесіне үш деңгейлі архитектура құру, пайдаланушылар мен жүйелік компоненттердің міндеттерін анықтау, олардың арасындағы ақпарат алмасу бағытын көрсету және MS SQL Server дерекқорымен байланысын түсіндіру.</w:t>
+      </w:r>
+    </w:p>
+    <w:p>
+      <w:pPr>
+        <w:numPr>
+          <w:ilvl w:val="0"/>
+          <w:numId w:val="0"/>
+        </w:numPr>
+        <w:jc w:val="both"/>
+        <w:rPr>
+          <w:rFonts w:hint="default" w:ascii="Times New Roman" w:hAnsi="Times New Roman" w:cs="Times New Roman"/>
+          <w:b w:val="0"/>
+          <w:bCs w:val="0"/>
+          <w:sz w:val="28"/>
+          <w:szCs w:val="28"/>
+          <w:lang w:val="en-GB" w:eastAsia="zh-CN"/>
+        </w:rPr>
+      </w:pPr>
+    </w:p>
+    <w:p>
+      <w:pPr>
+        <w:numPr>
+          <w:ilvl w:val="0"/>
+          <w:numId w:val="0"/>
+        </w:numPr>
+        <w:jc w:val="both"/>
+        <w:rPr>
+          <w:rFonts w:hint="default" w:ascii="Times New Roman" w:hAnsi="Times New Roman" w:cs="Times New Roman"/>
+          <w:b/>
+          <w:bCs/>
+          <w:sz w:val="28"/>
+          <w:szCs w:val="28"/>
+          <w:lang w:val="en-GB" w:eastAsia="zh-CN"/>
+        </w:rPr>
+      </w:pPr>
+      <w:r>
+        <w:rPr>
+          <w:rFonts w:hint="default" w:ascii="Times New Roman" w:hAnsi="Times New Roman" w:cs="Times New Roman"/>
+          <w:b/>
+          <w:bCs/>
+          <w:sz w:val="28"/>
+          <w:szCs w:val="28"/>
+          <w:lang w:val="en-GB" w:eastAsia="zh-CN"/>
+        </w:rPr>
+        <w:t>2. Жүйенің қысқаша сипаттамасы</w:t>
+      </w:r>
+    </w:p>
+    <w:p>
+      <w:pPr>
+        <w:numPr>
+          <w:ilvl w:val="0"/>
+          <w:numId w:val="0"/>
+        </w:numPr>
+        <w:ind w:firstLine="708" w:firstLineChars="0"/>
+        <w:jc w:val="both"/>
+        <w:rPr>
+          <w:rFonts w:hint="default" w:ascii="Times New Roman" w:hAnsi="Times New Roman" w:cs="Times New Roman"/>
+          <w:b w:val="0"/>
+          <w:bCs w:val="0"/>
+          <w:sz w:val="28"/>
+          <w:szCs w:val="28"/>
+          <w:lang w:val="en-GB" w:eastAsia="zh-CN"/>
+        </w:rPr>
+      </w:pPr>
+      <w:r>
+        <w:rPr>
+          <w:rFonts w:hint="default" w:ascii="Times New Roman" w:hAnsi="Times New Roman" w:cs="Times New Roman"/>
+          <w:b w:val="0"/>
+          <w:bCs w:val="0"/>
+          <w:sz w:val="28"/>
+          <w:szCs w:val="28"/>
+          <w:lang w:val="en-GB" w:eastAsia="zh-CN"/>
+        </w:rPr>
+        <w:t xml:space="preserve">FitnessCenter </w:t>
+      </w:r>
+      <w:r>
+        <w:rPr>
+          <w:rFonts w:hint="default" w:ascii="Times New Roman" w:hAnsi="Times New Roman" w:cs="Times New Roman"/>
+          <w:b w:val="0"/>
+          <w:bCs w:val="0"/>
+          <w:sz w:val="28"/>
+          <w:szCs w:val="28"/>
+          <w:lang w:val="kk-KZ" w:eastAsia="zh-CN"/>
+        </w:rPr>
+        <w:t xml:space="preserve">- </w:t>
+      </w:r>
+      <w:r>
+        <w:rPr>
+          <w:rFonts w:hint="default" w:ascii="Times New Roman" w:hAnsi="Times New Roman" w:cs="Times New Roman"/>
+          <w:b w:val="0"/>
+          <w:bCs w:val="0"/>
+          <w:sz w:val="28"/>
+          <w:szCs w:val="28"/>
+          <w:lang w:val="en-GB" w:eastAsia="zh-CN"/>
+        </w:rPr>
+        <w:t>фитнес-орталықтағы абонементтерді, төлемдерді, тренажерларға виртуалды кезекті, жаттығу сабақтарын және ақау өтінімдерін басқаруға арналған жобаланған ақпараттық жүйе. Жүйеде төрт пайдаланушы рөлі қарастырылған: клиент, жаттықтырушы, әкімші және сервистік инженер.</w:t>
+      </w:r>
+    </w:p>
+    <w:p>
+      <w:pPr>
+        <w:numPr>
+          <w:ilvl w:val="0"/>
+          <w:numId w:val="0"/>
+        </w:numPr>
+        <w:jc w:val="both"/>
+        <w:rPr>
+          <w:rFonts w:hint="default" w:ascii="Times New Roman" w:hAnsi="Times New Roman" w:cs="Times New Roman"/>
+          <w:b w:val="0"/>
+          <w:bCs w:val="0"/>
+          <w:sz w:val="28"/>
+          <w:szCs w:val="28"/>
+          <w:lang w:val="en-GB" w:eastAsia="zh-CN"/>
+        </w:rPr>
+      </w:pPr>
+    </w:p>
+    <w:p>
+      <w:pPr>
+        <w:numPr>
+          <w:ilvl w:val="0"/>
+          <w:numId w:val="0"/>
+        </w:numPr>
+        <w:jc w:val="both"/>
+        <w:rPr>
+          <w:rFonts w:hint="default" w:ascii="Times New Roman" w:hAnsi="Times New Roman" w:cs="Times New Roman"/>
+          <w:b/>
+          <w:bCs/>
+          <w:sz w:val="28"/>
+          <w:szCs w:val="28"/>
+          <w:lang w:val="en-GB" w:eastAsia="zh-CN"/>
+        </w:rPr>
+      </w:pPr>
+      <w:r>
+        <w:rPr>
+          <w:rFonts w:hint="default" w:ascii="Times New Roman" w:hAnsi="Times New Roman" w:cs="Times New Roman"/>
+          <w:b/>
+          <w:bCs/>
+          <w:sz w:val="28"/>
+          <w:szCs w:val="28"/>
+          <w:lang w:val="en-GB" w:eastAsia="zh-CN"/>
+        </w:rPr>
+        <w:t>3. Архитектуралық шешім</w:t>
+      </w:r>
+    </w:p>
+    <w:p>
+      <w:pPr>
+        <w:numPr>
+          <w:ilvl w:val="0"/>
+          <w:numId w:val="0"/>
+        </w:numPr>
+        <w:ind w:firstLine="708" w:firstLineChars="0"/>
+        <w:jc w:val="both"/>
+        <w:rPr>
+          <w:rFonts w:hint="default" w:ascii="Times New Roman" w:hAnsi="Times New Roman" w:cs="Times New Roman"/>
+          <w:b w:val="0"/>
+          <w:bCs w:val="0"/>
+          <w:sz w:val="28"/>
+          <w:szCs w:val="28"/>
+          <w:lang w:val="en-GB" w:eastAsia="zh-CN"/>
+        </w:rPr>
+      </w:pPr>
+      <w:r>
+        <w:rPr>
+          <w:rFonts w:hint="default" w:ascii="Times New Roman" w:hAnsi="Times New Roman" w:cs="Times New Roman"/>
+          <w:b w:val="0"/>
+          <w:bCs w:val="0"/>
+          <w:sz w:val="28"/>
+          <w:szCs w:val="28"/>
+          <w:lang w:val="en-GB" w:eastAsia="zh-CN"/>
+        </w:rPr>
+        <w:t>Жүйе үш деңгейлі архитектура (Three-Tier Architecture) негізінде жобаланған: презентация деңгейі (Presentation Layer), қолданбалы логика деңгейі (Business Logic Layer) және деректер деңгейі (Data Layer). Бұл бөлу интерфейсті, бизнес-ережелерді және деректерді сақтауды жеке ұйымдастыруға мүмкіндік береді.</w:t>
+      </w:r>
+    </w:p>
+    <w:p>
+      <w:pPr>
+        <w:numPr>
+          <w:ilvl w:val="0"/>
+          <w:numId w:val="0"/>
+        </w:numPr>
+        <w:ind w:firstLine="708" w:firstLineChars="0"/>
+        <w:jc w:val="both"/>
+        <w:rPr>
+          <w:rFonts w:hint="default" w:ascii="Times New Roman" w:hAnsi="Times New Roman" w:cs="Times New Roman"/>
+          <w:b w:val="0"/>
+          <w:bCs w:val="0"/>
+          <w:sz w:val="28"/>
+          <w:szCs w:val="28"/>
+          <w:lang w:val="en-GB" w:eastAsia="zh-CN"/>
+        </w:rPr>
+      </w:pPr>
+    </w:p>
+    <w:p>
+      <w:pPr>
+        <w:numPr>
+          <w:ilvl w:val="0"/>
+          <w:numId w:val="0"/>
+        </w:numPr>
+        <w:jc w:val="both"/>
+        <w:rPr>
+          <w:rFonts w:hint="default" w:ascii="Times New Roman" w:hAnsi="Times New Roman" w:cs="Times New Roman"/>
+          <w:b/>
+          <w:bCs/>
+          <w:sz w:val="28"/>
+          <w:szCs w:val="28"/>
+          <w:lang w:val="en-GB" w:eastAsia="zh-CN"/>
+        </w:rPr>
+      </w:pPr>
+      <w:r>
+        <w:rPr>
+          <w:rFonts w:hint="default" w:ascii="Times New Roman" w:hAnsi="Times New Roman" w:cs="Times New Roman"/>
+          <w:b/>
+          <w:bCs/>
+          <w:sz w:val="28"/>
+          <w:szCs w:val="28"/>
+          <w:lang w:val="en-GB" w:eastAsia="zh-CN"/>
+        </w:rPr>
+        <w:t>3.1. Пайдаланушылар</w:t>
+      </w:r>
+    </w:p>
+    <w:tbl>
+      <w:tblPr>
+        <w:tblStyle w:val="12"/>
+        <w:tblW w:w="0" w:type="auto"/>
+        <w:jc w:val="center"/>
+        <w:tblBorders>
+          <w:top w:val="single" w:color="auto" w:sz="4" w:space="0"/>
+          <w:left w:val="single" w:color="auto" w:sz="4" w:space="0"/>
+          <w:bottom w:val="single" w:color="auto" w:sz="4" w:space="0"/>
+          <w:right w:val="single" w:color="auto" w:sz="4" w:space="0"/>
+          <w:insideH w:val="single" w:color="auto" w:sz="4" w:space="0"/>
+          <w:insideV w:val="single" w:color="auto" w:sz="4" w:space="0"/>
+        </w:tblBorders>
+        <w:tblLayout w:type="autofit"/>
+        <w:tblCellMar>
+          <w:top w:w="0" w:type="dxa"/>
+          <w:left w:w="108" w:type="dxa"/>
+          <w:bottom w:w="0" w:type="dxa"/>
+          <w:right w:w="108" w:type="dxa"/>
+        </w:tblCellMar>
+      </w:tblPr>
+      <w:tblGrid>
+        <w:gridCol w:w="4233"/>
+        <w:gridCol w:w="4289"/>
+      </w:tblGrid>
+      <w:tr>
+        <w:tblPrEx>
+          <w:tblBorders>
+            <w:top w:val="single" w:color="auto" w:sz="4" w:space="0"/>
+            <w:left w:val="single" w:color="auto" w:sz="4" w:space="0"/>
+            <w:bottom w:val="single" w:color="auto" w:sz="4" w:space="0"/>
+            <w:right w:val="single" w:color="auto" w:sz="4" w:space="0"/>
+            <w:insideH w:val="single" w:color="auto" w:sz="4" w:space="0"/>
+            <w:insideV w:val="single" w:color="auto" w:sz="4" w:space="0"/>
+          </w:tblBorders>
+          <w:tblCellMar>
+            <w:top w:w="0" w:type="dxa"/>
+            <w:left w:w="108" w:type="dxa"/>
+            <w:bottom w:w="0" w:type="dxa"/>
+            <w:right w:w="108" w:type="dxa"/>
+          </w:tblCellMar>
+        </w:tblPrEx>
+        <w:trPr>
+          <w:jc w:val="center"/>
+        </w:trPr>
+        <w:tc>
+          <w:tcPr>
+            <w:tcW w:w="4872" w:type="dxa"/>
+          </w:tcPr>
+          <w:p>
+            <w:pPr>
+              <w:numPr>
+                <w:ilvl w:val="0"/>
+                <w:numId w:val="0"/>
+              </w:numPr>
+              <w:spacing w:after="0" w:line="240" w:lineRule="auto"/>
+              <w:jc w:val="both"/>
+              <w:rPr>
+                <w:rFonts w:hint="default" w:ascii="Times New Roman" w:hAnsi="Times New Roman" w:cs="Times New Roman"/>
+                <w:b w:val="0"/>
+                <w:bCs w:val="0"/>
+                <w:sz w:val="28"/>
+                <w:szCs w:val="28"/>
+                <w:lang w:val="en-GB" w:eastAsia="zh-CN"/>
+              </w:rPr>
+            </w:pPr>
+            <w:r>
+              <w:rPr>
+                <w:rFonts w:hint="default" w:ascii="Times New Roman" w:hAnsi="Times New Roman" w:cs="Times New Roman"/>
+                <w:b w:val="0"/>
+                <w:bCs w:val="0"/>
+                <w:sz w:val="28"/>
+                <w:szCs w:val="28"/>
+                <w:lang w:val="en-GB" w:eastAsia="zh-CN"/>
+              </w:rPr>
+              <w:t>Рөл</w:t>
+            </w:r>
+          </w:p>
+        </w:tc>
+        <w:tc>
+          <w:tcPr>
+            <w:tcW w:w="4872" w:type="dxa"/>
+          </w:tcPr>
+          <w:p>
+            <w:pPr>
+              <w:numPr>
+                <w:ilvl w:val="0"/>
+                <w:numId w:val="0"/>
+              </w:numPr>
+              <w:spacing w:after="0" w:line="240" w:lineRule="auto"/>
+              <w:jc w:val="both"/>
+              <w:rPr>
+                <w:rFonts w:hint="default" w:ascii="Times New Roman" w:hAnsi="Times New Roman" w:cs="Times New Roman"/>
+                <w:b w:val="0"/>
+                <w:bCs w:val="0"/>
+                <w:sz w:val="28"/>
+                <w:szCs w:val="28"/>
+                <w:lang w:val="en-GB" w:eastAsia="zh-CN"/>
+              </w:rPr>
+            </w:pPr>
+            <w:r>
+              <w:rPr>
+                <w:rFonts w:hint="default" w:ascii="Times New Roman" w:hAnsi="Times New Roman" w:cs="Times New Roman"/>
+                <w:b w:val="0"/>
+                <w:bCs w:val="0"/>
+                <w:sz w:val="28"/>
+                <w:szCs w:val="28"/>
+                <w:lang w:val="en-GB" w:eastAsia="zh-CN"/>
+              </w:rPr>
+              <w:t>Негізгі әрекеттер</w:t>
+            </w:r>
+          </w:p>
+        </w:tc>
+      </w:tr>
+      <w:tr>
+        <w:tblPrEx>
+          <w:tblBorders>
+            <w:top w:val="single" w:color="auto" w:sz="4" w:space="0"/>
+            <w:left w:val="single" w:color="auto" w:sz="4" w:space="0"/>
+            <w:bottom w:val="single" w:color="auto" w:sz="4" w:space="0"/>
+            <w:right w:val="single" w:color="auto" w:sz="4" w:space="0"/>
+            <w:insideH w:val="single" w:color="auto" w:sz="4" w:space="0"/>
+            <w:insideV w:val="single" w:color="auto" w:sz="4" w:space="0"/>
+          </w:tblBorders>
+          <w:tblCellMar>
+            <w:top w:w="0" w:type="dxa"/>
+            <w:left w:w="108" w:type="dxa"/>
+            <w:bottom w:w="0" w:type="dxa"/>
+            <w:right w:w="108" w:type="dxa"/>
+          </w:tblCellMar>
+        </w:tblPrEx>
+        <w:trPr>
+          <w:jc w:val="center"/>
+        </w:trPr>
+        <w:tc>
+          <w:tcPr>
+            <w:tcW w:w="4872" w:type="dxa"/>
+          </w:tcPr>
+          <w:p>
+            <w:pPr>
+              <w:numPr>
+                <w:ilvl w:val="0"/>
+                <w:numId w:val="0"/>
+              </w:numPr>
+              <w:spacing w:after="0" w:line="240" w:lineRule="auto"/>
+              <w:jc w:val="both"/>
+              <w:rPr>
+                <w:rFonts w:hint="default" w:ascii="Times New Roman" w:hAnsi="Times New Roman" w:cs="Times New Roman"/>
+                <w:b w:val="0"/>
+                <w:bCs w:val="0"/>
+                <w:sz w:val="28"/>
+                <w:szCs w:val="28"/>
+                <w:lang w:val="en-GB" w:eastAsia="zh-CN"/>
+              </w:rPr>
+            </w:pPr>
+            <w:r>
+              <w:rPr>
+                <w:rFonts w:hint="default" w:ascii="Times New Roman" w:hAnsi="Times New Roman" w:cs="Times New Roman"/>
+                <w:b w:val="0"/>
+                <w:bCs w:val="0"/>
+                <w:sz w:val="28"/>
+                <w:szCs w:val="28"/>
+                <w:lang w:val="en-GB" w:eastAsia="zh-CN"/>
+              </w:rPr>
+              <w:t>Клиент</w:t>
+            </w:r>
+          </w:p>
+        </w:tc>
+        <w:tc>
+          <w:tcPr>
+            <w:tcW w:w="4872" w:type="dxa"/>
+          </w:tcPr>
+          <w:p>
+            <w:pPr>
+              <w:numPr>
+                <w:ilvl w:val="0"/>
+                <w:numId w:val="0"/>
+              </w:numPr>
+              <w:spacing w:after="0" w:line="240" w:lineRule="auto"/>
+              <w:jc w:val="both"/>
+              <w:rPr>
+                <w:rFonts w:hint="default" w:ascii="Times New Roman" w:hAnsi="Times New Roman" w:cs="Times New Roman"/>
+                <w:b w:val="0"/>
+                <w:bCs w:val="0"/>
+                <w:sz w:val="28"/>
+                <w:szCs w:val="28"/>
+                <w:lang w:val="en-GB" w:eastAsia="zh-CN"/>
+              </w:rPr>
+            </w:pPr>
+            <w:r>
+              <w:rPr>
+                <w:rFonts w:hint="default" w:ascii="Times New Roman" w:hAnsi="Times New Roman" w:cs="Times New Roman"/>
+                <w:b w:val="0"/>
+                <w:bCs w:val="0"/>
+                <w:sz w:val="28"/>
+                <w:szCs w:val="28"/>
+                <w:lang w:val="en-GB" w:eastAsia="zh-CN"/>
+              </w:rPr>
+              <w:t>Абонементті қарау, кезекке тұру, сабаққа жазылу, ақау туралы хабарлау</w:t>
+            </w:r>
+          </w:p>
+        </w:tc>
+      </w:tr>
+      <w:tr>
+        <w:tblPrEx>
+          <w:tblBorders>
+            <w:top w:val="single" w:color="auto" w:sz="4" w:space="0"/>
+            <w:left w:val="single" w:color="auto" w:sz="4" w:space="0"/>
+            <w:bottom w:val="single" w:color="auto" w:sz="4" w:space="0"/>
+            <w:right w:val="single" w:color="auto" w:sz="4" w:space="0"/>
+            <w:insideH w:val="single" w:color="auto" w:sz="4" w:space="0"/>
+            <w:insideV w:val="single" w:color="auto" w:sz="4" w:space="0"/>
+          </w:tblBorders>
+          <w:tblCellMar>
+            <w:top w:w="0" w:type="dxa"/>
+            <w:left w:w="108" w:type="dxa"/>
+            <w:bottom w:w="0" w:type="dxa"/>
+            <w:right w:w="108" w:type="dxa"/>
+          </w:tblCellMar>
+        </w:tblPrEx>
+        <w:trPr>
+          <w:jc w:val="center"/>
+        </w:trPr>
+        <w:tc>
+          <w:tcPr>
+            <w:tcW w:w="4872" w:type="dxa"/>
+          </w:tcPr>
+          <w:p>
+            <w:pPr>
+              <w:numPr>
+                <w:ilvl w:val="0"/>
+                <w:numId w:val="0"/>
+              </w:numPr>
+              <w:spacing w:after="0" w:line="240" w:lineRule="auto"/>
+              <w:jc w:val="both"/>
+              <w:rPr>
+                <w:rFonts w:hint="default" w:ascii="Times New Roman" w:hAnsi="Times New Roman" w:cs="Times New Roman"/>
+                <w:b w:val="0"/>
+                <w:bCs w:val="0"/>
+                <w:sz w:val="28"/>
+                <w:szCs w:val="28"/>
+                <w:lang w:val="en-GB" w:eastAsia="zh-CN"/>
+              </w:rPr>
+            </w:pPr>
+            <w:r>
+              <w:rPr>
+                <w:rFonts w:hint="default" w:ascii="Times New Roman" w:hAnsi="Times New Roman" w:cs="Times New Roman"/>
+                <w:b w:val="0"/>
+                <w:bCs w:val="0"/>
+                <w:sz w:val="28"/>
+                <w:szCs w:val="28"/>
+                <w:lang w:val="en-GB" w:eastAsia="zh-CN"/>
+              </w:rPr>
+              <w:t>Жаттықтырушы</w:t>
+            </w:r>
+          </w:p>
+        </w:tc>
+        <w:tc>
+          <w:tcPr>
+            <w:tcW w:w="4872" w:type="dxa"/>
+          </w:tcPr>
+          <w:p>
+            <w:pPr>
+              <w:numPr>
+                <w:ilvl w:val="0"/>
+                <w:numId w:val="0"/>
+              </w:numPr>
+              <w:spacing w:after="0" w:line="240" w:lineRule="auto"/>
+              <w:jc w:val="both"/>
+              <w:rPr>
+                <w:rFonts w:hint="default" w:ascii="Times New Roman" w:hAnsi="Times New Roman" w:cs="Times New Roman"/>
+                <w:b w:val="0"/>
+                <w:bCs w:val="0"/>
+                <w:sz w:val="28"/>
+                <w:szCs w:val="28"/>
+                <w:lang w:val="en-GB" w:eastAsia="zh-CN"/>
+              </w:rPr>
+            </w:pPr>
+            <w:r>
+              <w:rPr>
+                <w:rFonts w:hint="default" w:ascii="Times New Roman" w:hAnsi="Times New Roman" w:cs="Times New Roman"/>
+                <w:b w:val="0"/>
+                <w:bCs w:val="0"/>
+                <w:sz w:val="28"/>
+                <w:szCs w:val="28"/>
+                <w:lang w:val="en-GB" w:eastAsia="zh-CN"/>
+              </w:rPr>
+              <w:t>Жаттығу сабақтарының кестесін басқару және тіркелулерді қарау</w:t>
+            </w:r>
+          </w:p>
+        </w:tc>
+      </w:tr>
+      <w:tr>
+        <w:tblPrEx>
+          <w:tblBorders>
+            <w:top w:val="single" w:color="auto" w:sz="4" w:space="0"/>
+            <w:left w:val="single" w:color="auto" w:sz="4" w:space="0"/>
+            <w:bottom w:val="single" w:color="auto" w:sz="4" w:space="0"/>
+            <w:right w:val="single" w:color="auto" w:sz="4" w:space="0"/>
+            <w:insideH w:val="single" w:color="auto" w:sz="4" w:space="0"/>
+            <w:insideV w:val="single" w:color="auto" w:sz="4" w:space="0"/>
+          </w:tblBorders>
+          <w:tblCellMar>
+            <w:top w:w="0" w:type="dxa"/>
+            <w:left w:w="108" w:type="dxa"/>
+            <w:bottom w:w="0" w:type="dxa"/>
+            <w:right w:w="108" w:type="dxa"/>
+          </w:tblCellMar>
+        </w:tblPrEx>
+        <w:trPr>
+          <w:jc w:val="center"/>
+        </w:trPr>
+        <w:tc>
+          <w:tcPr>
+            <w:tcW w:w="4872" w:type="dxa"/>
+          </w:tcPr>
+          <w:p>
+            <w:pPr>
+              <w:numPr>
+                <w:ilvl w:val="0"/>
+                <w:numId w:val="0"/>
+              </w:numPr>
+              <w:spacing w:after="0" w:line="240" w:lineRule="auto"/>
+              <w:jc w:val="both"/>
+              <w:rPr>
+                <w:rFonts w:hint="default" w:ascii="Times New Roman" w:hAnsi="Times New Roman" w:cs="Times New Roman"/>
+                <w:b w:val="0"/>
+                <w:bCs w:val="0"/>
+                <w:sz w:val="28"/>
+                <w:szCs w:val="28"/>
+                <w:lang w:val="en-GB" w:eastAsia="zh-CN"/>
+              </w:rPr>
+            </w:pPr>
+            <w:r>
+              <w:rPr>
+                <w:rFonts w:hint="default" w:ascii="Times New Roman" w:hAnsi="Times New Roman" w:cs="Times New Roman"/>
+                <w:b w:val="0"/>
+                <w:bCs w:val="0"/>
+                <w:sz w:val="28"/>
+                <w:szCs w:val="28"/>
+                <w:lang w:val="en-GB" w:eastAsia="zh-CN"/>
+              </w:rPr>
+              <w:t>Әкімші</w:t>
+            </w:r>
+          </w:p>
+        </w:tc>
+        <w:tc>
+          <w:tcPr>
+            <w:tcW w:w="4872" w:type="dxa"/>
+          </w:tcPr>
+          <w:p>
+            <w:pPr>
+              <w:numPr>
+                <w:ilvl w:val="0"/>
+                <w:numId w:val="0"/>
+              </w:numPr>
+              <w:spacing w:after="0" w:line="240" w:lineRule="auto"/>
+              <w:jc w:val="both"/>
+              <w:rPr>
+                <w:rFonts w:hint="default" w:ascii="Times New Roman" w:hAnsi="Times New Roman" w:cs="Times New Roman"/>
+                <w:b w:val="0"/>
+                <w:bCs w:val="0"/>
+                <w:sz w:val="28"/>
+                <w:szCs w:val="28"/>
+                <w:lang w:val="en-GB" w:eastAsia="zh-CN"/>
+              </w:rPr>
+            </w:pPr>
+            <w:r>
+              <w:rPr>
+                <w:rFonts w:hint="default" w:ascii="Times New Roman" w:hAnsi="Times New Roman" w:cs="Times New Roman"/>
+                <w:b w:val="0"/>
+                <w:bCs w:val="0"/>
+                <w:sz w:val="28"/>
+                <w:szCs w:val="28"/>
+                <w:lang w:val="en-GB" w:eastAsia="zh-CN"/>
+              </w:rPr>
+              <w:t>Пайдаланушылар, абонементтер және төлемдер туралы мәліметтерді басқару</w:t>
+            </w:r>
+          </w:p>
+        </w:tc>
+      </w:tr>
+      <w:tr>
+        <w:tblPrEx>
+          <w:tblBorders>
+            <w:top w:val="single" w:color="auto" w:sz="4" w:space="0"/>
+            <w:left w:val="single" w:color="auto" w:sz="4" w:space="0"/>
+            <w:bottom w:val="single" w:color="auto" w:sz="4" w:space="0"/>
+            <w:right w:val="single" w:color="auto" w:sz="4" w:space="0"/>
+            <w:insideH w:val="single" w:color="auto" w:sz="4" w:space="0"/>
+            <w:insideV w:val="single" w:color="auto" w:sz="4" w:space="0"/>
+          </w:tblBorders>
+          <w:tblCellMar>
+            <w:top w:w="0" w:type="dxa"/>
+            <w:left w:w="108" w:type="dxa"/>
+            <w:bottom w:w="0" w:type="dxa"/>
+            <w:right w:w="108" w:type="dxa"/>
+          </w:tblCellMar>
+        </w:tblPrEx>
+        <w:trPr>
+          <w:jc w:val="center"/>
+        </w:trPr>
+        <w:tc>
+          <w:tcPr>
+            <w:tcW w:w="4872" w:type="dxa"/>
+          </w:tcPr>
+          <w:p>
+            <w:pPr>
+              <w:numPr>
+                <w:ilvl w:val="0"/>
+                <w:numId w:val="0"/>
+              </w:numPr>
+              <w:spacing w:after="0" w:line="240" w:lineRule="auto"/>
+              <w:jc w:val="both"/>
+              <w:rPr>
+                <w:rFonts w:hint="default" w:ascii="Times New Roman" w:hAnsi="Times New Roman" w:cs="Times New Roman"/>
+                <w:b w:val="0"/>
+                <w:bCs w:val="0"/>
+                <w:sz w:val="28"/>
+                <w:szCs w:val="28"/>
+                <w:lang w:val="en-GB" w:eastAsia="zh-CN"/>
+              </w:rPr>
+            </w:pPr>
+            <w:r>
+              <w:rPr>
+                <w:rFonts w:hint="default" w:ascii="Times New Roman" w:hAnsi="Times New Roman" w:cs="Times New Roman"/>
+                <w:b w:val="0"/>
+                <w:bCs w:val="0"/>
+                <w:sz w:val="28"/>
+                <w:szCs w:val="28"/>
+                <w:lang w:val="en-GB" w:eastAsia="zh-CN"/>
+              </w:rPr>
+              <w:t>Сервистік инженер</w:t>
+            </w:r>
+          </w:p>
+        </w:tc>
+        <w:tc>
+          <w:tcPr>
+            <w:tcW w:w="4872" w:type="dxa"/>
+          </w:tcPr>
+          <w:p>
+            <w:pPr>
+              <w:numPr>
+                <w:ilvl w:val="0"/>
+                <w:numId w:val="0"/>
+              </w:numPr>
+              <w:spacing w:after="0" w:line="240" w:lineRule="auto"/>
+              <w:jc w:val="both"/>
+              <w:rPr>
+                <w:rFonts w:hint="default" w:ascii="Times New Roman" w:hAnsi="Times New Roman" w:cs="Times New Roman"/>
+                <w:b w:val="0"/>
+                <w:bCs w:val="0"/>
+                <w:sz w:val="28"/>
+                <w:szCs w:val="28"/>
+                <w:lang w:val="en-GB" w:eastAsia="zh-CN"/>
+              </w:rPr>
+            </w:pPr>
+            <w:r>
+              <w:rPr>
+                <w:rFonts w:hint="default" w:ascii="Times New Roman" w:hAnsi="Times New Roman" w:cs="Times New Roman"/>
+                <w:b w:val="0"/>
+                <w:bCs w:val="0"/>
+                <w:sz w:val="28"/>
+                <w:szCs w:val="28"/>
+                <w:lang w:val="en-GB" w:eastAsia="zh-CN"/>
+              </w:rPr>
+              <w:t>Ақау өтінімдерін қарау, қабылдау, жөндеу және мәртебесін жаңарту</w:t>
+            </w:r>
+          </w:p>
+        </w:tc>
+      </w:tr>
+    </w:tbl>
+    <w:p>
+      <w:pPr>
+        <w:numPr>
+          <w:ilvl w:val="0"/>
+          <w:numId w:val="0"/>
+        </w:numPr>
+        <w:jc w:val="both"/>
+        <w:rPr>
+          <w:rFonts w:hint="default" w:ascii="Times New Roman" w:hAnsi="Times New Roman" w:cs="Times New Roman"/>
+          <w:b w:val="0"/>
+          <w:bCs w:val="0"/>
+          <w:sz w:val="28"/>
+          <w:szCs w:val="28"/>
+          <w:lang w:val="en-GB" w:eastAsia="zh-CN"/>
+        </w:rPr>
+      </w:pPr>
+    </w:p>
+    <w:p>
+      <w:pPr>
+        <w:numPr>
+          <w:ilvl w:val="0"/>
+          <w:numId w:val="0"/>
+        </w:numPr>
+        <w:jc w:val="both"/>
+        <w:rPr>
+          <w:rFonts w:hint="default" w:ascii="Times New Roman" w:hAnsi="Times New Roman" w:cs="Times New Roman"/>
+          <w:b/>
+          <w:bCs/>
+          <w:sz w:val="28"/>
+          <w:szCs w:val="28"/>
+          <w:lang w:val="en-GB" w:eastAsia="zh-CN"/>
+        </w:rPr>
+      </w:pPr>
+      <w:r>
+        <w:rPr>
+          <w:rFonts w:hint="default" w:ascii="Times New Roman" w:hAnsi="Times New Roman" w:cs="Times New Roman"/>
+          <w:b/>
+          <w:bCs/>
+          <w:sz w:val="28"/>
+          <w:szCs w:val="28"/>
+          <w:lang w:val="en-GB" w:eastAsia="zh-CN"/>
+        </w:rPr>
+        <w:t>3.2. Презентация деңгейі</w:t>
+      </w:r>
+    </w:p>
+    <w:p>
+      <w:pPr>
+        <w:numPr>
+          <w:ilvl w:val="0"/>
+          <w:numId w:val="0"/>
+        </w:numPr>
+        <w:ind w:firstLine="708" w:firstLineChars="0"/>
+        <w:jc w:val="both"/>
+        <w:rPr>
+          <w:rFonts w:hint="default" w:ascii="Times New Roman" w:hAnsi="Times New Roman" w:cs="Times New Roman"/>
+          <w:b w:val="0"/>
+          <w:bCs w:val="0"/>
+          <w:sz w:val="28"/>
+          <w:szCs w:val="28"/>
+          <w:lang w:val="en-GB" w:eastAsia="zh-CN"/>
+        </w:rPr>
+      </w:pPr>
+      <w:r>
+        <w:rPr>
+          <w:rFonts w:hint="default" w:ascii="Times New Roman" w:hAnsi="Times New Roman" w:cs="Times New Roman"/>
+          <w:b w:val="0"/>
+          <w:bCs w:val="0"/>
+          <w:sz w:val="28"/>
+          <w:szCs w:val="28"/>
+          <w:lang w:val="en-GB" w:eastAsia="zh-CN"/>
+        </w:rPr>
+        <w:t>Бұл деңгей веб-интерфейстен тұрады. Пайдаланушы жүйеге кіріп, абонементтерді қарайды, тренажерға кезекке тұрады, сабаққа жазылады немесе ақау өтінімін жібереді. Сервистік инженер интерфейс арқылы ақауларды өңдейді. Веб-интерфейс сұраныстарды қолданбалы логика деңгейіне жібереді және өңдеу нәтижесін көрсетеді.</w:t>
+      </w:r>
+    </w:p>
+    <w:p>
+      <w:pPr>
+        <w:numPr>
+          <w:ilvl w:val="0"/>
+          <w:numId w:val="0"/>
+        </w:numPr>
+        <w:jc w:val="both"/>
+        <w:rPr>
+          <w:rFonts w:hint="default" w:ascii="Times New Roman" w:hAnsi="Times New Roman" w:cs="Times New Roman"/>
+          <w:b w:val="0"/>
+          <w:bCs w:val="0"/>
+          <w:sz w:val="28"/>
+          <w:szCs w:val="28"/>
+          <w:lang w:val="en-GB" w:eastAsia="zh-CN"/>
+        </w:rPr>
+      </w:pPr>
+      <w:r>
+        <w:rPr>
+          <w:rFonts w:hint="default" w:ascii="Times New Roman" w:hAnsi="Times New Roman" w:cs="Times New Roman"/>
+          <w:b w:val="0"/>
+          <w:bCs w:val="0"/>
+          <w:sz w:val="28"/>
+          <w:szCs w:val="28"/>
+          <w:lang w:val="en-GB" w:eastAsia="zh-CN"/>
+        </w:rPr>
+        <w:t>3.3. Қолданбалы логика деңгейі</w:t>
+      </w:r>
+    </w:p>
+    <w:tbl>
+      <w:tblPr>
+        <w:tblStyle w:val="12"/>
+        <w:tblW w:w="0" w:type="auto"/>
+        <w:jc w:val="center"/>
+        <w:tblBorders>
+          <w:top w:val="single" w:color="auto" w:sz="4" w:space="0"/>
+          <w:left w:val="single" w:color="auto" w:sz="4" w:space="0"/>
+          <w:bottom w:val="single" w:color="auto" w:sz="4" w:space="0"/>
+          <w:right w:val="single" w:color="auto" w:sz="4" w:space="0"/>
+          <w:insideH w:val="single" w:color="auto" w:sz="4" w:space="0"/>
+          <w:insideV w:val="single" w:color="auto" w:sz="4" w:space="0"/>
+        </w:tblBorders>
+        <w:tblLayout w:type="autofit"/>
+        <w:tblCellMar>
+          <w:top w:w="0" w:type="dxa"/>
+          <w:left w:w="108" w:type="dxa"/>
+          <w:bottom w:w="0" w:type="dxa"/>
+          <w:right w:w="108" w:type="dxa"/>
+        </w:tblCellMar>
+      </w:tblPr>
+      <w:tblGrid>
+        <w:gridCol w:w="4293"/>
+        <w:gridCol w:w="4229"/>
+      </w:tblGrid>
+      <w:tr>
+        <w:tblPrEx>
+          <w:tblBorders>
+            <w:top w:val="single" w:color="auto" w:sz="4" w:space="0"/>
+            <w:left w:val="single" w:color="auto" w:sz="4" w:space="0"/>
+            <w:bottom w:val="single" w:color="auto" w:sz="4" w:space="0"/>
+            <w:right w:val="single" w:color="auto" w:sz="4" w:space="0"/>
+            <w:insideH w:val="single" w:color="auto" w:sz="4" w:space="0"/>
+            <w:insideV w:val="single" w:color="auto" w:sz="4" w:space="0"/>
+          </w:tblBorders>
+          <w:tblCellMar>
+            <w:top w:w="0" w:type="dxa"/>
+            <w:left w:w="108" w:type="dxa"/>
+            <w:bottom w:w="0" w:type="dxa"/>
+            <w:right w:w="108" w:type="dxa"/>
+          </w:tblCellMar>
+        </w:tblPrEx>
+        <w:trPr>
+          <w:jc w:val="center"/>
+        </w:trPr>
+        <w:tc>
+          <w:tcPr>
+            <w:tcW w:w="4872" w:type="dxa"/>
+          </w:tcPr>
+          <w:p>
+            <w:pPr>
+              <w:numPr>
+                <w:ilvl w:val="0"/>
+                <w:numId w:val="0"/>
+              </w:numPr>
+              <w:spacing w:after="0" w:line="240" w:lineRule="auto"/>
+              <w:jc w:val="both"/>
+              <w:rPr>
+                <w:rFonts w:hint="default" w:ascii="Times New Roman" w:hAnsi="Times New Roman" w:cs="Times New Roman"/>
+                <w:b w:val="0"/>
+                <w:bCs w:val="0"/>
+                <w:sz w:val="28"/>
+                <w:szCs w:val="28"/>
+                <w:lang w:val="en-GB" w:eastAsia="zh-CN"/>
+              </w:rPr>
+            </w:pPr>
+            <w:r>
+              <w:rPr>
+                <w:rFonts w:hint="default" w:ascii="Times New Roman" w:hAnsi="Times New Roman" w:cs="Times New Roman"/>
+                <w:b w:val="0"/>
+                <w:bCs w:val="0"/>
+                <w:sz w:val="28"/>
+                <w:szCs w:val="28"/>
+                <w:lang w:val="en-GB" w:eastAsia="zh-CN"/>
+              </w:rPr>
+              <w:t>Модуль</w:t>
+            </w:r>
+          </w:p>
+        </w:tc>
+        <w:tc>
+          <w:tcPr>
+            <w:tcW w:w="4872" w:type="dxa"/>
+          </w:tcPr>
+          <w:p>
+            <w:pPr>
+              <w:numPr>
+                <w:ilvl w:val="0"/>
+                <w:numId w:val="0"/>
+              </w:numPr>
+              <w:spacing w:after="0" w:line="240" w:lineRule="auto"/>
+              <w:jc w:val="both"/>
+              <w:rPr>
+                <w:rFonts w:hint="default" w:ascii="Times New Roman" w:hAnsi="Times New Roman" w:cs="Times New Roman"/>
+                <w:b w:val="0"/>
+                <w:bCs w:val="0"/>
+                <w:sz w:val="28"/>
+                <w:szCs w:val="28"/>
+                <w:lang w:val="en-GB" w:eastAsia="zh-CN"/>
+              </w:rPr>
+            </w:pPr>
+            <w:r>
+              <w:rPr>
+                <w:rFonts w:hint="default" w:ascii="Times New Roman" w:hAnsi="Times New Roman" w:cs="Times New Roman"/>
+                <w:b w:val="0"/>
+                <w:bCs w:val="0"/>
+                <w:sz w:val="28"/>
+                <w:szCs w:val="28"/>
+                <w:lang w:val="en-GB" w:eastAsia="zh-CN"/>
+              </w:rPr>
+              <w:t>Қызметі</w:t>
+            </w:r>
+          </w:p>
+        </w:tc>
+      </w:tr>
+      <w:tr>
+        <w:tblPrEx>
+          <w:tblBorders>
+            <w:top w:val="single" w:color="auto" w:sz="4" w:space="0"/>
+            <w:left w:val="single" w:color="auto" w:sz="4" w:space="0"/>
+            <w:bottom w:val="single" w:color="auto" w:sz="4" w:space="0"/>
+            <w:right w:val="single" w:color="auto" w:sz="4" w:space="0"/>
+            <w:insideH w:val="single" w:color="auto" w:sz="4" w:space="0"/>
+            <w:insideV w:val="single" w:color="auto" w:sz="4" w:space="0"/>
+          </w:tblBorders>
+          <w:tblCellMar>
+            <w:top w:w="0" w:type="dxa"/>
+            <w:left w:w="108" w:type="dxa"/>
+            <w:bottom w:w="0" w:type="dxa"/>
+            <w:right w:w="108" w:type="dxa"/>
+          </w:tblCellMar>
+        </w:tblPrEx>
+        <w:trPr>
+          <w:jc w:val="center"/>
+        </w:trPr>
+        <w:tc>
+          <w:tcPr>
+            <w:tcW w:w="4872" w:type="dxa"/>
+          </w:tcPr>
+          <w:p>
+            <w:pPr>
+              <w:numPr>
+                <w:ilvl w:val="0"/>
+                <w:numId w:val="0"/>
+              </w:numPr>
+              <w:spacing w:after="0" w:line="240" w:lineRule="auto"/>
+              <w:jc w:val="both"/>
+              <w:rPr>
+                <w:rFonts w:hint="default" w:ascii="Times New Roman" w:hAnsi="Times New Roman" w:cs="Times New Roman"/>
+                <w:b w:val="0"/>
+                <w:bCs w:val="0"/>
+                <w:sz w:val="28"/>
+                <w:szCs w:val="28"/>
+                <w:lang w:val="en-GB" w:eastAsia="zh-CN"/>
+              </w:rPr>
+            </w:pPr>
+            <w:r>
+              <w:rPr>
+                <w:rFonts w:hint="default" w:ascii="Times New Roman" w:hAnsi="Times New Roman" w:cs="Times New Roman"/>
+                <w:b w:val="0"/>
+                <w:bCs w:val="0"/>
+                <w:sz w:val="28"/>
+                <w:szCs w:val="28"/>
+                <w:lang w:val="en-GB" w:eastAsia="zh-CN"/>
+              </w:rPr>
+              <w:t>Авторизация</w:t>
+            </w:r>
+          </w:p>
+        </w:tc>
+        <w:tc>
+          <w:tcPr>
+            <w:tcW w:w="4872" w:type="dxa"/>
+          </w:tcPr>
+          <w:p>
+            <w:pPr>
+              <w:numPr>
+                <w:ilvl w:val="0"/>
+                <w:numId w:val="0"/>
+              </w:numPr>
+              <w:spacing w:after="0" w:line="240" w:lineRule="auto"/>
+              <w:jc w:val="both"/>
+              <w:rPr>
+                <w:rFonts w:hint="default" w:ascii="Times New Roman" w:hAnsi="Times New Roman" w:cs="Times New Roman"/>
+                <w:b w:val="0"/>
+                <w:bCs w:val="0"/>
+                <w:sz w:val="28"/>
+                <w:szCs w:val="28"/>
+                <w:lang w:val="en-GB" w:eastAsia="zh-CN"/>
+              </w:rPr>
+            </w:pPr>
+            <w:r>
+              <w:rPr>
+                <w:rFonts w:hint="default" w:ascii="Times New Roman" w:hAnsi="Times New Roman" w:cs="Times New Roman"/>
+                <w:b w:val="0"/>
+                <w:bCs w:val="0"/>
+                <w:sz w:val="28"/>
+                <w:szCs w:val="28"/>
+                <w:lang w:val="en-GB" w:eastAsia="zh-CN"/>
+              </w:rPr>
+              <w:t>Пайдаланушыны тексеру, рөліне сәйкес рұқсаттарды анықтау</w:t>
+            </w:r>
+          </w:p>
+        </w:tc>
+      </w:tr>
+      <w:tr>
+        <w:tblPrEx>
+          <w:tblBorders>
+            <w:top w:val="single" w:color="auto" w:sz="4" w:space="0"/>
+            <w:left w:val="single" w:color="auto" w:sz="4" w:space="0"/>
+            <w:bottom w:val="single" w:color="auto" w:sz="4" w:space="0"/>
+            <w:right w:val="single" w:color="auto" w:sz="4" w:space="0"/>
+            <w:insideH w:val="single" w:color="auto" w:sz="4" w:space="0"/>
+            <w:insideV w:val="single" w:color="auto" w:sz="4" w:space="0"/>
+          </w:tblBorders>
+          <w:tblCellMar>
+            <w:top w:w="0" w:type="dxa"/>
+            <w:left w:w="108" w:type="dxa"/>
+            <w:bottom w:w="0" w:type="dxa"/>
+            <w:right w:w="108" w:type="dxa"/>
+          </w:tblCellMar>
+        </w:tblPrEx>
+        <w:trPr>
+          <w:jc w:val="center"/>
+        </w:trPr>
+        <w:tc>
+          <w:tcPr>
+            <w:tcW w:w="4872" w:type="dxa"/>
+          </w:tcPr>
+          <w:p>
+            <w:pPr>
+              <w:numPr>
+                <w:ilvl w:val="0"/>
+                <w:numId w:val="0"/>
+              </w:numPr>
+              <w:spacing w:after="0" w:line="240" w:lineRule="auto"/>
+              <w:jc w:val="both"/>
+              <w:rPr>
+                <w:rFonts w:hint="default" w:ascii="Times New Roman" w:hAnsi="Times New Roman" w:cs="Times New Roman"/>
+                <w:b w:val="0"/>
+                <w:bCs w:val="0"/>
+                <w:sz w:val="28"/>
+                <w:szCs w:val="28"/>
+                <w:lang w:val="en-GB" w:eastAsia="zh-CN"/>
+              </w:rPr>
+            </w:pPr>
+            <w:r>
+              <w:rPr>
+                <w:rFonts w:hint="default" w:ascii="Times New Roman" w:hAnsi="Times New Roman" w:cs="Times New Roman"/>
+                <w:b w:val="0"/>
+                <w:bCs w:val="0"/>
+                <w:sz w:val="28"/>
+                <w:szCs w:val="28"/>
+                <w:lang w:val="en-GB" w:eastAsia="zh-CN"/>
+              </w:rPr>
+              <w:t>Абонемент және төлем</w:t>
+            </w:r>
+          </w:p>
+        </w:tc>
+        <w:tc>
+          <w:tcPr>
+            <w:tcW w:w="4872" w:type="dxa"/>
+          </w:tcPr>
+          <w:p>
+            <w:pPr>
+              <w:numPr>
+                <w:ilvl w:val="0"/>
+                <w:numId w:val="0"/>
+              </w:numPr>
+              <w:spacing w:after="0" w:line="240" w:lineRule="auto"/>
+              <w:jc w:val="both"/>
+              <w:rPr>
+                <w:rFonts w:hint="default" w:ascii="Times New Roman" w:hAnsi="Times New Roman" w:cs="Times New Roman"/>
+                <w:b w:val="0"/>
+                <w:bCs w:val="0"/>
+                <w:sz w:val="28"/>
+                <w:szCs w:val="28"/>
+                <w:lang w:val="en-GB" w:eastAsia="zh-CN"/>
+              </w:rPr>
+            </w:pPr>
+            <w:r>
+              <w:rPr>
+                <w:rFonts w:hint="default" w:ascii="Times New Roman" w:hAnsi="Times New Roman" w:cs="Times New Roman"/>
+                <w:b w:val="0"/>
+                <w:bCs w:val="0"/>
+                <w:sz w:val="28"/>
+                <w:szCs w:val="28"/>
+                <w:lang w:val="en-GB" w:eastAsia="zh-CN"/>
+              </w:rPr>
+              <w:t>Абонементтерді басқару, төлемдерді тіркеу</w:t>
+            </w:r>
+          </w:p>
+        </w:tc>
+      </w:tr>
+      <w:tr>
+        <w:tblPrEx>
+          <w:tblBorders>
+            <w:top w:val="single" w:color="auto" w:sz="4" w:space="0"/>
+            <w:left w:val="single" w:color="auto" w:sz="4" w:space="0"/>
+            <w:bottom w:val="single" w:color="auto" w:sz="4" w:space="0"/>
+            <w:right w:val="single" w:color="auto" w:sz="4" w:space="0"/>
+            <w:insideH w:val="single" w:color="auto" w:sz="4" w:space="0"/>
+            <w:insideV w:val="single" w:color="auto" w:sz="4" w:space="0"/>
+          </w:tblBorders>
+          <w:tblCellMar>
+            <w:top w:w="0" w:type="dxa"/>
+            <w:left w:w="108" w:type="dxa"/>
+            <w:bottom w:w="0" w:type="dxa"/>
+            <w:right w:w="108" w:type="dxa"/>
+          </w:tblCellMar>
+        </w:tblPrEx>
+        <w:trPr>
+          <w:jc w:val="center"/>
+        </w:trPr>
+        <w:tc>
+          <w:tcPr>
+            <w:tcW w:w="4872" w:type="dxa"/>
+          </w:tcPr>
+          <w:p>
+            <w:pPr>
+              <w:numPr>
+                <w:ilvl w:val="0"/>
+                <w:numId w:val="0"/>
+              </w:numPr>
+              <w:spacing w:after="0" w:line="240" w:lineRule="auto"/>
+              <w:jc w:val="both"/>
+              <w:rPr>
+                <w:rFonts w:hint="default" w:ascii="Times New Roman" w:hAnsi="Times New Roman" w:cs="Times New Roman"/>
+                <w:b w:val="0"/>
+                <w:bCs w:val="0"/>
+                <w:sz w:val="28"/>
+                <w:szCs w:val="28"/>
+                <w:lang w:val="en-GB" w:eastAsia="zh-CN"/>
+              </w:rPr>
+            </w:pPr>
+            <w:r>
+              <w:rPr>
+                <w:rFonts w:hint="default" w:ascii="Times New Roman" w:hAnsi="Times New Roman" w:cs="Times New Roman"/>
+                <w:b w:val="0"/>
+                <w:bCs w:val="0"/>
+                <w:sz w:val="28"/>
+                <w:szCs w:val="28"/>
+                <w:lang w:val="en-GB" w:eastAsia="zh-CN"/>
+              </w:rPr>
+              <w:t>Виртуалды кезек</w:t>
+            </w:r>
+          </w:p>
+        </w:tc>
+        <w:tc>
+          <w:tcPr>
+            <w:tcW w:w="4872" w:type="dxa"/>
+          </w:tcPr>
+          <w:p>
+            <w:pPr>
+              <w:numPr>
+                <w:ilvl w:val="0"/>
+                <w:numId w:val="0"/>
+              </w:numPr>
+              <w:spacing w:after="0" w:line="240" w:lineRule="auto"/>
+              <w:jc w:val="both"/>
+              <w:rPr>
+                <w:rFonts w:hint="default" w:ascii="Times New Roman" w:hAnsi="Times New Roman" w:cs="Times New Roman"/>
+                <w:b w:val="0"/>
+                <w:bCs w:val="0"/>
+                <w:sz w:val="28"/>
+                <w:szCs w:val="28"/>
+                <w:lang w:val="en-GB" w:eastAsia="zh-CN"/>
+              </w:rPr>
+            </w:pPr>
+            <w:r>
+              <w:rPr>
+                <w:rFonts w:hint="default" w:ascii="Times New Roman" w:hAnsi="Times New Roman" w:cs="Times New Roman"/>
+                <w:b w:val="0"/>
+                <w:bCs w:val="0"/>
+                <w:sz w:val="28"/>
+                <w:szCs w:val="28"/>
+                <w:lang w:val="en-GB" w:eastAsia="zh-CN"/>
+              </w:rPr>
+              <w:t>Кезек нөмірін беру, кезек күйін өзгерту</w:t>
+            </w:r>
+          </w:p>
+        </w:tc>
+      </w:tr>
+      <w:tr>
+        <w:tblPrEx>
+          <w:tblBorders>
+            <w:top w:val="single" w:color="auto" w:sz="4" w:space="0"/>
+            <w:left w:val="single" w:color="auto" w:sz="4" w:space="0"/>
+            <w:bottom w:val="single" w:color="auto" w:sz="4" w:space="0"/>
+            <w:right w:val="single" w:color="auto" w:sz="4" w:space="0"/>
+            <w:insideH w:val="single" w:color="auto" w:sz="4" w:space="0"/>
+            <w:insideV w:val="single" w:color="auto" w:sz="4" w:space="0"/>
+          </w:tblBorders>
+          <w:tblCellMar>
+            <w:top w:w="0" w:type="dxa"/>
+            <w:left w:w="108" w:type="dxa"/>
+            <w:bottom w:w="0" w:type="dxa"/>
+            <w:right w:w="108" w:type="dxa"/>
+          </w:tblCellMar>
+        </w:tblPrEx>
+        <w:trPr>
+          <w:jc w:val="center"/>
+        </w:trPr>
+        <w:tc>
+          <w:tcPr>
+            <w:tcW w:w="4872" w:type="dxa"/>
+          </w:tcPr>
+          <w:p>
+            <w:pPr>
+              <w:numPr>
+                <w:ilvl w:val="0"/>
+                <w:numId w:val="0"/>
+              </w:numPr>
+              <w:spacing w:after="0" w:line="240" w:lineRule="auto"/>
+              <w:jc w:val="both"/>
+              <w:rPr>
+                <w:rFonts w:hint="default" w:ascii="Times New Roman" w:hAnsi="Times New Roman" w:cs="Times New Roman"/>
+                <w:b w:val="0"/>
+                <w:bCs w:val="0"/>
+                <w:sz w:val="28"/>
+                <w:szCs w:val="28"/>
+                <w:lang w:val="en-GB" w:eastAsia="zh-CN"/>
+              </w:rPr>
+            </w:pPr>
+            <w:r>
+              <w:rPr>
+                <w:rFonts w:hint="default" w:ascii="Times New Roman" w:hAnsi="Times New Roman" w:cs="Times New Roman"/>
+                <w:b w:val="0"/>
+                <w:bCs w:val="0"/>
+                <w:sz w:val="28"/>
+                <w:szCs w:val="28"/>
+                <w:lang w:val="en-GB" w:eastAsia="zh-CN"/>
+              </w:rPr>
+              <w:t>Жаттығу сабақтары</w:t>
+            </w:r>
+          </w:p>
+        </w:tc>
+        <w:tc>
+          <w:tcPr>
+            <w:tcW w:w="4872" w:type="dxa"/>
+          </w:tcPr>
+          <w:p>
+            <w:pPr>
+              <w:numPr>
+                <w:ilvl w:val="0"/>
+                <w:numId w:val="0"/>
+              </w:numPr>
+              <w:spacing w:after="0" w:line="240" w:lineRule="auto"/>
+              <w:jc w:val="both"/>
+              <w:rPr>
+                <w:rFonts w:hint="default" w:ascii="Times New Roman" w:hAnsi="Times New Roman" w:cs="Times New Roman"/>
+                <w:b w:val="0"/>
+                <w:bCs w:val="0"/>
+                <w:sz w:val="28"/>
+                <w:szCs w:val="28"/>
+                <w:lang w:val="en-GB" w:eastAsia="zh-CN"/>
+              </w:rPr>
+            </w:pPr>
+            <w:r>
+              <w:rPr>
+                <w:rFonts w:hint="default" w:ascii="Times New Roman" w:hAnsi="Times New Roman" w:cs="Times New Roman"/>
+                <w:b w:val="0"/>
+                <w:bCs w:val="0"/>
+                <w:sz w:val="28"/>
+                <w:szCs w:val="28"/>
+                <w:lang w:val="en-GB" w:eastAsia="zh-CN"/>
+              </w:rPr>
+              <w:t>Сабақ кестесін басқару, сабаққа тіркеу</w:t>
+            </w:r>
+          </w:p>
+        </w:tc>
+      </w:tr>
+      <w:tr>
+        <w:tblPrEx>
+          <w:tblBorders>
+            <w:top w:val="single" w:color="auto" w:sz="4" w:space="0"/>
+            <w:left w:val="single" w:color="auto" w:sz="4" w:space="0"/>
+            <w:bottom w:val="single" w:color="auto" w:sz="4" w:space="0"/>
+            <w:right w:val="single" w:color="auto" w:sz="4" w:space="0"/>
+            <w:insideH w:val="single" w:color="auto" w:sz="4" w:space="0"/>
+            <w:insideV w:val="single" w:color="auto" w:sz="4" w:space="0"/>
+          </w:tblBorders>
+          <w:tblCellMar>
+            <w:top w:w="0" w:type="dxa"/>
+            <w:left w:w="108" w:type="dxa"/>
+            <w:bottom w:w="0" w:type="dxa"/>
+            <w:right w:w="108" w:type="dxa"/>
+          </w:tblCellMar>
+        </w:tblPrEx>
+        <w:trPr>
+          <w:jc w:val="center"/>
+        </w:trPr>
+        <w:tc>
+          <w:tcPr>
+            <w:tcW w:w="4872" w:type="dxa"/>
+          </w:tcPr>
+          <w:p>
+            <w:pPr>
+              <w:numPr>
+                <w:ilvl w:val="0"/>
+                <w:numId w:val="0"/>
+              </w:numPr>
+              <w:spacing w:after="0" w:line="240" w:lineRule="auto"/>
+              <w:jc w:val="both"/>
+              <w:rPr>
+                <w:rFonts w:hint="default" w:ascii="Times New Roman" w:hAnsi="Times New Roman" w:cs="Times New Roman"/>
+                <w:b w:val="0"/>
+                <w:bCs w:val="0"/>
+                <w:sz w:val="28"/>
+                <w:szCs w:val="28"/>
+                <w:lang w:val="en-GB" w:eastAsia="zh-CN"/>
+              </w:rPr>
+            </w:pPr>
+            <w:r>
+              <w:rPr>
+                <w:rFonts w:hint="default" w:ascii="Times New Roman" w:hAnsi="Times New Roman" w:cs="Times New Roman"/>
+                <w:b w:val="0"/>
+                <w:bCs w:val="0"/>
+                <w:sz w:val="28"/>
+                <w:szCs w:val="28"/>
+                <w:lang w:val="en-GB" w:eastAsia="zh-CN"/>
+              </w:rPr>
+              <w:t>Ақау өтінімдері</w:t>
+            </w:r>
+          </w:p>
+        </w:tc>
+        <w:tc>
+          <w:tcPr>
+            <w:tcW w:w="4872" w:type="dxa"/>
+          </w:tcPr>
+          <w:p>
+            <w:pPr>
+              <w:numPr>
+                <w:ilvl w:val="0"/>
+                <w:numId w:val="0"/>
+              </w:numPr>
+              <w:spacing w:after="0" w:line="240" w:lineRule="auto"/>
+              <w:jc w:val="both"/>
+              <w:rPr>
+                <w:rFonts w:hint="default" w:ascii="Times New Roman" w:hAnsi="Times New Roman" w:cs="Times New Roman"/>
+                <w:b w:val="0"/>
+                <w:bCs w:val="0"/>
+                <w:sz w:val="28"/>
+                <w:szCs w:val="28"/>
+                <w:lang w:val="en-GB" w:eastAsia="zh-CN"/>
+              </w:rPr>
+            </w:pPr>
+            <w:r>
+              <w:rPr>
+                <w:rFonts w:hint="default" w:ascii="Times New Roman" w:hAnsi="Times New Roman" w:cs="Times New Roman"/>
+                <w:b w:val="0"/>
+                <w:bCs w:val="0"/>
+                <w:sz w:val="28"/>
+                <w:szCs w:val="28"/>
+                <w:lang w:val="en-GB" w:eastAsia="zh-CN"/>
+              </w:rPr>
+              <w:t>Өтінімді қабылдау, жөндеу күйін бақылау және жаңарту</w:t>
+            </w:r>
+          </w:p>
+        </w:tc>
+      </w:tr>
+    </w:tbl>
+    <w:p>
+      <w:pPr>
+        <w:numPr>
+          <w:ilvl w:val="0"/>
+          <w:numId w:val="0"/>
+        </w:numPr>
+        <w:jc w:val="both"/>
+        <w:rPr>
+          <w:rFonts w:hint="default" w:ascii="Times New Roman" w:hAnsi="Times New Roman" w:cs="Times New Roman"/>
+          <w:b w:val="0"/>
+          <w:bCs w:val="0"/>
+          <w:sz w:val="28"/>
+          <w:szCs w:val="28"/>
+          <w:lang w:val="en-GB" w:eastAsia="zh-CN"/>
+        </w:rPr>
+      </w:pPr>
+    </w:p>
+    <w:p>
+      <w:pPr>
+        <w:numPr>
+          <w:ilvl w:val="0"/>
+          <w:numId w:val="0"/>
+        </w:numPr>
+        <w:jc w:val="both"/>
+        <w:rPr>
+          <w:rFonts w:hint="default" w:ascii="Times New Roman" w:hAnsi="Times New Roman" w:cs="Times New Roman"/>
+          <w:b/>
+          <w:bCs/>
+          <w:sz w:val="28"/>
+          <w:szCs w:val="28"/>
+          <w:lang w:val="en-GB" w:eastAsia="zh-CN"/>
+        </w:rPr>
+      </w:pPr>
+      <w:r>
+        <w:rPr>
+          <w:rFonts w:hint="default" w:ascii="Times New Roman" w:hAnsi="Times New Roman" w:cs="Times New Roman"/>
+          <w:b/>
+          <w:bCs/>
+          <w:sz w:val="28"/>
+          <w:szCs w:val="28"/>
+          <w:lang w:val="en-GB" w:eastAsia="zh-CN"/>
+        </w:rPr>
+        <w:t>3.4. Деректер деңгейі</w:t>
+      </w:r>
+    </w:p>
+    <w:p>
+      <w:pPr>
+        <w:numPr>
+          <w:ilvl w:val="0"/>
+          <w:numId w:val="0"/>
+        </w:numPr>
+        <w:ind w:firstLine="708" w:firstLineChars="0"/>
+        <w:jc w:val="both"/>
+        <w:rPr>
+          <w:rFonts w:hint="default" w:ascii="Times New Roman" w:hAnsi="Times New Roman" w:cs="Times New Roman"/>
+          <w:b w:val="0"/>
+          <w:bCs w:val="0"/>
+          <w:sz w:val="28"/>
+          <w:szCs w:val="28"/>
+          <w:lang w:val="en-GB" w:eastAsia="zh-CN"/>
+        </w:rPr>
+      </w:pPr>
+      <w:r>
+        <w:rPr>
+          <w:rFonts w:hint="default" w:ascii="Times New Roman" w:hAnsi="Times New Roman" w:cs="Times New Roman"/>
+          <w:b w:val="0"/>
+          <w:bCs w:val="0"/>
+          <w:sz w:val="28"/>
+          <w:szCs w:val="28"/>
+          <w:lang w:val="en-GB" w:eastAsia="zh-CN"/>
+        </w:rPr>
+        <w:t>Деректер деңгейінде DAL (Data Access Layer) компоненті мен MS SQL Server жүйесіндегі FitnessCenter дерекқоры орналасқан. DAL бизнес-модульдерден келген деректерді оқу немесе өзгерту сұраныстарын орындайды. Негізгі SQL операциялары: SELECT, INSERT, UPDATE, DELETE.</w:t>
+      </w:r>
+    </w:p>
+    <w:p>
+      <w:pPr>
+        <w:numPr>
+          <w:ilvl w:val="0"/>
+          <w:numId w:val="0"/>
+        </w:numPr>
+        <w:ind w:firstLine="708" w:firstLineChars="0"/>
+        <w:jc w:val="both"/>
+        <w:rPr>
+          <w:rFonts w:hint="default" w:ascii="Times New Roman" w:hAnsi="Times New Roman" w:cs="Times New Roman"/>
+          <w:b w:val="0"/>
+          <w:bCs w:val="0"/>
+          <w:sz w:val="28"/>
+          <w:szCs w:val="28"/>
+          <w:lang w:val="en-GB" w:eastAsia="zh-CN"/>
+        </w:rPr>
+      </w:pPr>
+      <w:r>
+        <w:rPr>
+          <w:rFonts w:hint="default" w:ascii="Times New Roman" w:hAnsi="Times New Roman" w:cs="Times New Roman"/>
+          <w:b w:val="0"/>
+          <w:bCs w:val="0"/>
+          <w:sz w:val="28"/>
+          <w:szCs w:val="28"/>
+          <w:lang w:val="en-GB" w:eastAsia="zh-CN"/>
+        </w:rPr>
+        <w:t>Дерекқордағы сегіз кесте: Paidalanushy, Abonement, Trenazher, VirtualdyKezek, AqauOtinimi, Tolem, JattyguSabagy және SabakkaJazylu. Кестелер арасындағы қатынастар бастапқы және сыртқы кілттер арқылы анықталады.</w:t>
+      </w:r>
+    </w:p>
+    <w:p>
+      <w:pPr>
+        <w:numPr>
+          <w:ilvl w:val="0"/>
+          <w:numId w:val="0"/>
+        </w:numPr>
+        <w:jc w:val="both"/>
+        <w:rPr>
+          <w:rFonts w:hint="default" w:ascii="Times New Roman" w:hAnsi="Times New Roman" w:cs="Times New Roman"/>
+          <w:b w:val="0"/>
+          <w:bCs w:val="0"/>
+          <w:sz w:val="28"/>
+          <w:szCs w:val="28"/>
+          <w:lang w:val="en-GB" w:eastAsia="zh-CN"/>
+        </w:rPr>
+      </w:pPr>
+    </w:p>
+    <w:p>
+      <w:pPr>
+        <w:numPr>
+          <w:ilvl w:val="0"/>
+          <w:numId w:val="0"/>
+        </w:numPr>
+        <w:jc w:val="both"/>
+        <w:rPr>
+          <w:rFonts w:hint="default" w:ascii="Times New Roman" w:hAnsi="Times New Roman" w:cs="Times New Roman"/>
+          <w:b/>
+          <w:bCs/>
+          <w:sz w:val="28"/>
+          <w:szCs w:val="28"/>
+          <w:lang w:val="en-GB" w:eastAsia="zh-CN"/>
+        </w:rPr>
+      </w:pPr>
+      <w:r>
+        <w:rPr>
+          <w:rFonts w:hint="default" w:ascii="Times New Roman" w:hAnsi="Times New Roman" w:cs="Times New Roman"/>
+          <w:b/>
+          <w:bCs/>
+          <w:sz w:val="28"/>
+          <w:szCs w:val="28"/>
+          <w:lang w:val="en-GB" w:eastAsia="zh-CN"/>
+        </w:rPr>
+        <w:t>4. Архитектуралық диаграмма</w:t>
+      </w:r>
+    </w:p>
+    <w:p>
+      <w:pPr>
+        <w:numPr>
+          <w:ilvl w:val="0"/>
+          <w:numId w:val="0"/>
+        </w:numPr>
+        <w:jc w:val="both"/>
+        <w:rPr>
+          <w:rFonts w:hint="default" w:ascii="Times New Roman" w:hAnsi="Times New Roman" w:cs="Times New Roman"/>
+          <w:b w:val="0"/>
+          <w:bCs w:val="0"/>
+          <w:sz w:val="28"/>
+          <w:szCs w:val="28"/>
+          <w:lang w:val="en-GB" w:eastAsia="zh-CN"/>
+        </w:rPr>
+      </w:pPr>
+    </w:p>
+    <w:p>
+      <w:pPr>
+        <w:numPr>
+          <w:ilvl w:val="0"/>
+          <w:numId w:val="0"/>
+        </w:numPr>
+        <w:jc w:val="both"/>
+        <w:rPr>
+          <w:rFonts w:hint="default" w:ascii="Times New Roman" w:hAnsi="Times New Roman" w:cs="Times New Roman"/>
+          <w:b w:val="0"/>
+          <w:bCs w:val="0"/>
+          <w:sz w:val="28"/>
+          <w:szCs w:val="28"/>
+          <w:lang w:val="kk-KZ" w:eastAsia="zh-CN"/>
+        </w:rPr>
+      </w:pPr>
+      <w:r>
+        <w:rPr>
+          <w:rFonts w:hint="default" w:ascii="Times New Roman" w:hAnsi="Times New Roman" w:cs="Times New Roman"/>
+          <w:b w:val="0"/>
+          <w:bCs w:val="0"/>
+          <w:sz w:val="28"/>
+          <w:szCs w:val="28"/>
+          <w:lang w:val="kk-KZ" w:eastAsia="zh-CN"/>
+        </w:rPr>
+        <w:drawing>
+          <wp:inline distT="0" distB="0" distL="114300" distR="114300">
+            <wp:extent cx="6149340" cy="9478010"/>
+            <wp:effectExtent l="0" t="0" r="7620" b="1270"/>
+            <wp:docPr id="10" name="Изображение 10" descr="3"/>
+            <wp:cNvGraphicFramePr>
+              <a:graphicFrameLocks xmlns:a="http://schemas.openxmlformats.org/drawingml/2006/main" noChangeAspect="1"/>
+            </wp:cNvGraphicFramePr>
+            <a:graphic xmlns:a="http://schemas.openxmlformats.org/drawingml/2006/main">
+              <a:graphicData uri="http://schemas.openxmlformats.org/drawingml/2006/picture">
+                <pic:pic xmlns:pic="http://schemas.openxmlformats.org/drawingml/2006/picture">
+                  <pic:nvPicPr>
+                    <pic:cNvPr id="10" name="Изображение 10" descr="3"/>
+                    <pic:cNvPicPr>
+                      <a:picLocks noChangeAspect="1"/>
+                    </pic:cNvPicPr>
+                  </pic:nvPicPr>
+                  <pic:blipFill>
+                    <a:blip r:embed="rId11"/>
+                    <a:stretch>
+                      <a:fillRect/>
+                    </a:stretch>
+                  </pic:blipFill>
+                  <pic:spPr>
+                    <a:xfrm>
+                      <a:off x="0" y="0"/>
+                      <a:ext cx="6149340" cy="9478010"/>
+                    </a:xfrm>
+                    <a:prstGeom prst="rect">
+                      <a:avLst/>
+                    </a:prstGeom>
+                  </pic:spPr>
+                </pic:pic>
+              </a:graphicData>
+            </a:graphic>
+          </wp:inline>
+        </w:drawing>
+      </w:r>
+      <w:bookmarkStart w:id="0" w:name="_GoBack"/>
+      <w:bookmarkEnd w:id="0"/>
+    </w:p>
     <w:sectPr>
       <w:pgSz w:w="11906" w:h="16838"/>
       <w:pgMar w:top="1440" w:right="1800" w:bottom="1440" w:left="1800" w:header="720" w:footer="720" w:gutter="0"/>
@@ -10967,8 +12718,8 @@
   </w:docDefaults>
   <w:latentStyles w:count="260" w:defQFormat="0" w:defUnhideWhenUsed="1" w:defSemiHidden="1" w:defUIPriority="99" w:defLockedState="0">
     <w:lsdException w:qFormat="1" w:unhideWhenUsed="0" w:uiPriority="0" w:semiHidden="0" w:name="Normal"/>
-    <w:lsdException w:qFormat="1" w:unhideWhenUsed="0" w:uiPriority="0" w:semiHidden="0" w:name="heading 1"/>
-    <w:lsdException w:qFormat="1" w:uiPriority="0" w:name="heading 2"/>
+    <w:lsdException w:qFormat="1" w:unhideWhenUsed="0" w:uiPriority="9" w:semiHidden="0" w:name="heading 1"/>
+    <w:lsdException w:qFormat="1" w:uiPriority="9" w:semiHidden="0" w:name="heading 2"/>
     <w:lsdException w:qFormat="1" w:uiPriority="0" w:name="heading 3"/>
     <w:lsdException w:qFormat="1" w:uiPriority="0" w:name="heading 4"/>
     <w:lsdException w:qFormat="1" w:uiPriority="0" w:name="heading 5"/>
@@ -11114,7 +12865,7 @@
     <w:lsdException w:unhideWhenUsed="0" w:uiPriority="0" w:semiHidden="0" w:name="Table Web 2"/>
     <w:lsdException w:unhideWhenUsed="0" w:uiPriority="0" w:semiHidden="0" w:name="Table Web 3"/>
     <w:lsdException w:unhideWhenUsed="0" w:uiPriority="0" w:semiHidden="0" w:name="Balloon Text"/>
-    <w:lsdException w:unhideWhenUsed="0" w:uiPriority="0" w:semiHidden="0" w:name="Table Grid"/>
+    <w:lsdException w:qFormat="1" w:unhideWhenUsed="0" w:uiPriority="59" w:semiHidden="0" w:name="Table Grid"/>
     <w:lsdException w:unhideWhenUsed="0" w:uiPriority="0" w:semiHidden="0" w:name="Table Theme"/>
   </w:latentStyles>
   <w:style w:type="paragraph" w:default="1" w:styleId="1">
@@ -11126,6 +12877,49 @@
     </w:rPr>
   </w:style>
   <w:style w:type="paragraph" w:styleId="2">
+    <w:name w:val="heading 1"/>
+    <w:basedOn w:val="1"/>
+    <w:next w:val="1"/>
+    <w:qFormat/>
+    <w:uiPriority w:val="9"/>
+    <w:pPr>
+      <w:keepNext/>
+      <w:keepLines/>
+      <w:spacing w:before="480" w:after="0"/>
+      <w:outlineLvl w:val="0"/>
+    </w:pPr>
+    <w:rPr>
+      <w:rFonts w:asciiTheme="majorHAnsi" w:hAnsiTheme="majorHAnsi" w:eastAsiaTheme="majorEastAsia" w:cstheme="majorBidi"/>
+      <w:b/>
+      <w:bCs/>
+      <w:color w:val="000000"/>
+      <w:sz w:val="28"/>
+      <w:szCs w:val="28"/>
+    </w:rPr>
+  </w:style>
+  <w:style w:type="paragraph" w:styleId="3">
+    <w:name w:val="heading 2"/>
+    <w:basedOn w:val="1"/>
+    <w:next w:val="1"/>
+    <w:unhideWhenUsed/>
+    <w:qFormat/>
+    <w:uiPriority w:val="9"/>
+    <w:pPr>
+      <w:keepNext/>
+      <w:keepLines/>
+      <w:spacing w:before="200" w:after="0"/>
+      <w:outlineLvl w:val="1"/>
+    </w:pPr>
+    <w:rPr>
+      <w:rFonts w:asciiTheme="majorHAnsi" w:hAnsiTheme="majorHAnsi" w:eastAsiaTheme="majorEastAsia" w:cstheme="majorBidi"/>
+      <w:b/>
+      <w:bCs/>
+      <w:color w:val="000000"/>
+      <w:sz w:val="24"/>
+      <w:szCs w:val="26"/>
+    </w:rPr>
+  </w:style>
+  <w:style w:type="paragraph" w:styleId="4">
     <w:name w:val="heading 3"/>
     <w:next w:val="1"/>
     <w:semiHidden/>
@@ -11146,7 +12940,7 @@
       <w:lang w:val="en-US" w:eastAsia="zh-CN" w:bidi="ar"/>
     </w:rPr>
   </w:style>
-  <w:style w:type="paragraph" w:styleId="3">
+  <w:style w:type="paragraph" w:styleId="5">
     <w:name w:val="heading 4"/>
     <w:next w:val="1"/>
     <w:semiHidden/>
@@ -11167,13 +12961,13 @@
       <w:lang w:val="en-US" w:eastAsia="zh-CN" w:bidi="ar"/>
     </w:rPr>
   </w:style>
-  <w:style w:type="character" w:default="1" w:styleId="4">
+  <w:style w:type="character" w:default="1" w:styleId="6">
     <w:name w:val="Default Paragraph Font"/>
     <w:semiHidden/>
     <w:qFormat/>
     <w:uiPriority w:val="0"/>
   </w:style>
-  <w:style w:type="table" w:default="1" w:styleId="5">
+  <w:style w:type="table" w:default="1" w:styleId="7">
     <w:name w:val="Normal Table"/>
     <w:semiHidden/>
     <w:qFormat/>
@@ -11187,9 +12981,9 @@
       </w:tblCellMar>
     </w:tblPr>
   </w:style>
-  <w:style w:type="character" w:styleId="6">
+  <w:style w:type="character" w:styleId="8">
     <w:name w:val="Strong"/>
-    <w:basedOn w:val="4"/>
+    <w:basedOn w:val="6"/>
     <w:qFormat/>
     <w:uiPriority w:val="0"/>
     <w:rPr>
@@ -11197,7 +12991,7 @@
       <w:bCs/>
     </w:rPr>
   </w:style>
-  <w:style w:type="paragraph" w:styleId="7">
+  <w:style w:type="paragraph" w:styleId="9">
     <w:name w:val="header"/>
     <w:basedOn w:val="1"/>
     <w:qFormat/>
@@ -11209,7 +13003,7 @@
       </w:tabs>
     </w:pPr>
   </w:style>
-  <w:style w:type="paragraph" w:styleId="8">
+  <w:style w:type="paragraph" w:styleId="10">
     <w:name w:val="footer"/>
     <w:basedOn w:val="1"/>
     <w:qFormat/>
@@ -11221,7 +13015,7 @@
       </w:tabs>
     </w:pPr>
   </w:style>
-  <w:style w:type="paragraph" w:styleId="9">
+  <w:style w:type="paragraph" w:styleId="11">
     <w:name w:val="Normal (Web)"/>
     <w:qFormat/>
     <w:uiPriority w:val="0"/>
@@ -11237,6 +13031,31 @@
       <w:szCs w:val="24"/>
       <w:lang w:val="en-US" w:eastAsia="zh-CN" w:bidi="ar"/>
     </w:rPr>
+  </w:style>
+  <w:style w:type="table" w:styleId="12">
+    <w:name w:val="Table Grid"/>
+    <w:basedOn w:val="7"/>
+    <w:qFormat/>
+    <w:uiPriority w:val="59"/>
+    <w:pPr>
+      <w:spacing w:after="0" w:line="240" w:lineRule="auto"/>
+    </w:pPr>
+    <w:tblPr>
+      <w:tblBorders>
+        <w:top w:val="single" w:color="auto" w:sz="4" w:space="0"/>
+        <w:left w:val="single" w:color="auto" w:sz="4" w:space="0"/>
+        <w:bottom w:val="single" w:color="auto" w:sz="4" w:space="0"/>
+        <w:right w:val="single" w:color="auto" w:sz="4" w:space="0"/>
+        <w:insideH w:val="single" w:color="auto" w:sz="4" w:space="0"/>
+        <w:insideV w:val="single" w:color="auto" w:sz="4" w:space="0"/>
+      </w:tblBorders>
+      <w:tblCellMar>
+        <w:top w:w="0" w:type="dxa"/>
+        <w:left w:w="108" w:type="dxa"/>
+        <w:bottom w:w="0" w:type="dxa"/>
+        <w:right w:w="108" w:type="dxa"/>
+      </w:tblCellMar>
+    </w:tblPr>
   </w:style>
 </w:styles>
 </file>
